--- a/backend/apps/documents/docx_templates/2-案件材料/4-通用材料/1-授权委托材料/所函.docx
+++ b/backend/apps/documents/docx_templates/2-案件材料/4-通用材料/1-授权委托材料/所函.docx
@@ -58,7 +58,7 @@
           <w:sz w:val="24"/>
           <w:szCs w:val="32"/>
         </w:rPr>
-        <w:t>金诚同达（</w:t>
+        <w:t>（</w:t>
       </w:r>
       <w:r>
         <w:rPr>
@@ -396,8 +396,6 @@
         </w:rPr>
         <w:t>的代理人。</w:t>
       </w:r>
-      <w:bookmarkStart w:id="0" w:name="_GoBack"/>
-      <w:bookmarkEnd w:id="0"/>
     </w:p>
     <w:p>
       <w:pPr>
@@ -495,7 +493,17 @@
           <w:sz w:val="28"/>
           <w:szCs w:val="28"/>
         </w:rPr>
-        <w:t xml:space="preserve">  北京金诚同达（广州）律师事务所  </w:t>
+        <w:t xml:space="preserve">  北京</w:t>
+      </w:r>
+      <w:bookmarkStart w:id="0" w:name="_GoBack"/>
+      <w:bookmarkEnd w:id="0"/>
+      <w:r>
+        <w:rPr>
+          <w:rFonts w:hint="eastAsia" w:cs="仿宋" w:asciiTheme="minorEastAsia" w:hAnsiTheme="minorEastAsia" w:eastAsiaTheme="minorEastAsia"/>
+          <w:sz w:val="28"/>
+          <w:szCs w:val="28"/>
+        </w:rPr>
+        <w:t xml:space="preserve">（广州）律师事务所  </w:t>
       </w:r>
     </w:p>
     <w:p>
@@ -551,7 +559,6 @@
       </w:pPr>
     </w:p>
     <w:sectPr>
-      <w:headerReference r:id="rId3" w:type="default"/>
       <w:pgSz w:w="11906" w:h="16838"/>
       <w:pgMar w:top="1440" w:right="1800" w:bottom="1440" w:left="1800" w:header="851" w:footer="992" w:gutter="0"/>
       <w:cols w:space="0" w:num="1"/>
@@ -559,64 +566,6 @@
     </w:sectPr>
   </w:body>
 </w:document>
-</file>
-
-<file path=word/header1.xml><?xml version="1.0" encoding="utf-8"?>
-<w:hdr xmlns:wpc="http://schemas.microsoft.com/office/word/2010/wordprocessingCanvas" xmlns:mc="http://schemas.openxmlformats.org/markup-compatibility/2006" xmlns:o="urn:schemas-microsoft-com:office:office" xmlns:r="http://schemas.openxmlformats.org/officeDocument/2006/relationships" xmlns:m="http://schemas.openxmlformats.org/officeDocument/2006/math" xmlns:v="urn:schemas-microsoft-com:vml" xmlns:wp14="http://schemas.microsoft.com/office/word/2010/wordprocessingDrawing" xmlns:wp="http://schemas.openxmlformats.org/drawingml/2006/wordprocessingDrawing" xmlns:w10="urn:schemas-microsoft-com:office:word" xmlns:w="http://schemas.openxmlformats.org/wordprocessingml/2006/main" xmlns:w14="http://schemas.microsoft.com/office/word/2010/wordml" xmlns:w15="http://schemas.microsoft.com/office/word/2012/wordml" xmlns:wpg="http://schemas.microsoft.com/office/word/2010/wordprocessingGroup" xmlns:wpi="http://schemas.microsoft.com/office/word/2010/wordprocessingInk" xmlns:wne="http://schemas.microsoft.com/office/word/2006/wordml" xmlns:wps="http://schemas.microsoft.com/office/word/2010/wordprocessingShape" xmlns:wpsCustomData="http://www.wps.cn/officeDocument/2013/wpsCustomData" mc:Ignorable="w14 w15 wp14">
-  <w:p>
-    <w:pPr>
-      <w:pStyle w:val="7"/>
-      <w:rPr>
-        <w:rFonts w:hint="eastAsia" w:eastAsia="宋体"/>
-        <w:lang w:eastAsia="zh-CN"/>
-      </w:rPr>
-    </w:pPr>
-    <w:r>
-      <w:rPr>
-        <w:rFonts w:hint="eastAsia" w:eastAsia="宋体"/>
-        <w:lang w:eastAsia="zh-CN"/>
-      </w:rPr>
-      <w:drawing>
-        <wp:inline distT="0" distB="0" distL="114300" distR="114300">
-          <wp:extent cx="5269865" cy="895985"/>
-          <wp:effectExtent l="0" t="0" r="6985" b="18415"/>
-          <wp:docPr id="2" name="图片 2" descr="517daeef8c283c0c89908facbe7dc7b"/>
-          <wp:cNvGraphicFramePr>
-            <a:graphicFrameLocks xmlns:a="http://schemas.openxmlformats.org/drawingml/2006/main" noChangeAspect="1"/>
-          </wp:cNvGraphicFramePr>
-          <a:graphic xmlns:a="http://schemas.openxmlformats.org/drawingml/2006/main">
-            <a:graphicData uri="http://schemas.openxmlformats.org/drawingml/2006/picture">
-              <pic:pic xmlns:pic="http://schemas.openxmlformats.org/drawingml/2006/picture">
-                <pic:nvPicPr>
-                  <pic:cNvPr id="2" name="图片 2" descr="517daeef8c283c0c89908facbe7dc7b"/>
-                  <pic:cNvPicPr>
-                    <a:picLocks noChangeAspect="1"/>
-                  </pic:cNvPicPr>
-                </pic:nvPicPr>
-                <pic:blipFill>
-                  <a:blip r:embed="rId1"/>
-                  <a:srcRect l="-410" t="23742" r="410" b="-23742"/>
-                  <a:stretch>
-                    <a:fillRect/>
-                  </a:stretch>
-                </pic:blipFill>
-                <pic:spPr>
-                  <a:xfrm>
-                    <a:off x="0" y="0"/>
-                    <a:ext cx="5269865" cy="895985"/>
-                  </a:xfrm>
-                  <a:prstGeom prst="rect">
-                    <a:avLst/>
-                  </a:prstGeom>
-                </pic:spPr>
-              </pic:pic>
-            </a:graphicData>
-          </a:graphic>
-        </wp:inline>
-      </w:drawing>
-    </w:r>
-  </w:p>
-</w:hdr>
 </file>
 
 <file path=word/styles.xml><?xml version="1.0" encoding="utf-8"?>
